--- a/BNBL_Negotiation_Principles_INTERNAL.docx
+++ b/BNBL_Negotiation_Principles_INTERNAL.docx
@@ -52,7 +52,7 @@
     </w:p>
     <w:p>
       <w:r>
-        <w:t>NewCo receives meaningful U.S. commercial rights, commercially workable protections, and economic upside — but only within BNBL-approved products, partners, and projects.</w:t>
+        <w:t>NewCo receives meaningful U.S. commercial rights, commercially workable protections, and economic upside — but only within pre-agreed or BNBL-approved products, partners, projects, or opportunities.</w:t>
       </w:r>
     </w:p>
     <w:p>
@@ -66,7 +66,7 @@
     </w:p>
     <w:p>
       <w:r>
-        <w:t>No blanket Field/Territory exclusivity. Only product-, project-, or partner-specific limited protection, milestone-based continuation, or a right of first negotiation (ROFN). BNBL's separate U.S. and global tracks remain unrestricted.</w:t>
+        <w:t>No blanket Field/Territory exclusivity. Only product-, project-, or approved opportunity-specific limited protection, milestone-based continuation, or a right of first negotiation (ROFN). BNBL's separate U.S. and global tracks, and BNBL's own dealings with any partner, remain unrestricted.</w:t>
       </w:r>
     </w:p>
     <w:p>
@@ -106,7 +106,7 @@
         <w:t xml:space="preserve">Terminology guardrail: </w:t>
       </w:r>
       <w:r>
-        <w:t>In all counsel-facing and external drafts, avoid 'exclusive Field/Territory' / 'full U.S. exclusivity'; use product/project/partner-specific limited exclusivity, milestone-based continuation, or ROFN. Externally say 'commercially workable protections'.</w:t>
+        <w:t>In all counsel-facing and external drafts, avoid 'exclusive Field/Territory' / 'full U.S. exclusivity' / blanket 'partner-specific exclusivity'; use product/project/approved-opportunity-specific limited protection, milestone-based continuation, or ROFN. Externally say 'commercially workable protections'.</w:t>
       </w:r>
     </w:p>
     <w:p/>

--- a/BNBL_Negotiation_Principles_INTERNAL.docx
+++ b/BNBL_Negotiation_Principles_INTERNAL.docx
@@ -66,7 +66,7 @@
     </w:p>
     <w:p>
       <w:r>
-        <w:t>No blanket Field/Territory exclusivity. Only product-, project-, or approved opportunity-specific limited protection, milestone-based continuation, or a right of first negotiation (ROFN). BNBL's separate U.S. and global tracks, and BNBL's own dealings with any partner, remain unrestricted.</w:t>
+        <w:t>No blanket Field/Territory exclusivity. Only product-, project-, or approved opportunity-specific limited protection, milestone-based continuation, or a right of first negotiation (ROFN). BNBL's separate U.S. and global tracks, and BNBL's own dealings with any partner, remain unrestricted OUTSIDE the specific approved product, project, partner-project, or opportunity for which limited protection has been expressly granted.</w:t>
       </w:r>
     </w:p>
     <w:p>
@@ -94,7 +94,7 @@
     </w:p>
     <w:p>
       <w:r>
-        <w:t>Good-leaver protection for already-vested equity, objective pre-agreed milestones, a dispute path, data confidentiality, and properly limited commercial protections may be added. Unearned milestone equity does not auto-vest except under a BNBL-approved change of control with an agreed double-trigger.</w:t>
+        <w:t>Good-leaver protection for already-vested equity, objective pre-agreed milestones, a dispute path, data confidentiality, and properly limited commercial protections may be added. Unearned milestone equity does not auto-vest. Any acceleration upon a BNBL-approved change of control and agreed double-trigger is limited to the agreed time-vested or pro-rata portion, unless Party A separately approves otherwise in writing.</w:t>
       </w:r>
     </w:p>
     <w:p/>

--- a/BNBL_Negotiation_Principles_INTERNAL.docx
+++ b/BNBL_Negotiation_Principles_INTERNAL.docx
@@ -52,7 +52,7 @@
     </w:p>
     <w:p>
       <w:r>
-        <w:t>NewCo receives meaningful U.S. commercial rights, commercially workable protections, and economic upside — but only within pre-agreed or BNBL-approved products, partners, projects, or opportunities.</w:t>
+        <w:t>NewCo receives meaningful U.S. commercial rights, commercially workable protections, and economic upside — but only within pre-agreed or BNBL-approved products, projects, partner-projects, or opportunities.</w:t>
       </w:r>
     </w:p>
     <w:p>
